--- a/SAJE_292892_revision/deliverables_round3/04_Supplementary_Material_Marked_blue.docx
+++ b/SAJE_292892_revision/deliverables_round3/04_Supplementary_Material_Marked_blue.docx
@@ -6044,7 +6044,7 @@
           <w:color w:val="0000FF"/>
           <w:sz w:val="18"/>
         </w:rPr>
-        <w:t>Note: Steps from Eq. (8) to the baseline Eq. (6); standard errors firm-clustered for Eq. (8), firm-bootstrap otherwise. *, **, ***: 10%, 5%, 1%.</w:t>
+        <w:t>Note: Steps from the static TWFE regression to the baseline estimate; standard errors firm-clustered for TWFE, firm-bootstrap otherwise. *, **, ***: 10%, 5%, 1%.</w:t>
       </w:r>
     </w:p>
     <w:p>
@@ -8582,7 +8582,7 @@
           <w:color w:val="0000FF"/>
           <w:sz w:val="18"/>
         </w:rPr>
-        <w:t>Note: Bias bound from Eq. (7); the robust interval widens the firm-bootstrap 95% interval by this bound.</w:t>
+        <w:t>Note: Relative-magnitude bias bound (Section 4.4); the robust interval widens the firm-bootstrap 95% interval by this bound.</w:t>
       </w:r>
     </w:p>
     <w:p>
@@ -12031,7 +12031,7 @@
           <w:color w:val="0000FF"/>
           <w:sz w:val="18"/>
         </w:rPr>
-        <w:t>Note: Each scored firm counts once in every post-coverage cell of the baseline ln(MTB) estimate; weights are cell shares (Eq. 6).</w:t>
+        <w:t>Note: Each scored firm counts once in every post-coverage cell of the baseline ln(MTB) estimate; weights are cell shares.</w:t>
       </w:r>
     </w:p>
     <w:p>
@@ -13119,8 +13119,14 @@
         <w:jc w:val="both"/>
       </w:pPr>
       <w:r>
+        <w:rPr>
+          <w:color w:val="0000FF"/>
+        </w:rPr>
+        <w:t>Only 141 scored firms from 6 cohorts reach event year 4; therefore, we plot that year in Figure 1 but exclude it from the headline estimate.</w:t>
+      </w:r>
+      <w:r>
         <w:rPr/>
-        <w:t>Only 141 scored firms from 6 cohorts reach event year 4; therefore, we plot that year in Figure 1 but exclude it from Eq. (6). Its estimates are −0.077 for MTB (p = 0.209) and 0.088 for market capitalization (p = 0.153).</w:t>
+        <w:t xml:space="preserve"> Its estimates are −0.077 for MTB (p = 0.209) and 0.088 for market capitalization (p = 0.153).</w:t>
       </w:r>
     </w:p>
     <w:p>
@@ -13160,7 +13166,7 @@
         <w:rPr>
           <w:color w:val="0000FF"/>
         </w:rPr>
-        <w:t>Under R10, the decline in log MTB loses significance once M̄ in Eq. (7) reaches 0.23.</w:t>
+        <w:t>Under R10, the decline in log MTB loses significance once M̄ in the relative-magnitude bound reaches 0.23.</w:t>
       </w:r>
       <w:r>
         <w:rPr/>
@@ -13518,7 +13524,7 @@
         <w:rPr>
           <w:color w:val="0000FF"/>
         </w:rPr>
-        <w:t>These counts are the weights of Eq. (6).</w:t>
+        <w:t>These counts are the weights of the headline estimate.</w:t>
       </w:r>
     </w:p>
     <w:p>
@@ -13741,7 +13747,7 @@
         <w:rPr>
           <w:color w:val="0000FF"/>
         </w:rPr>
-        <w:t>In the outcome regression of Eq. (3), a country or industry indicator would be unidentified in a cell with no control firm in that country or industry, and its coefficient would be set to zero.</w:t>
+        <w:t>In the outcome regression, a country or industry indicator would be unidentified in a cell with no control firm in that country or industry, and its coefficient would be set to zero.</w:t>
       </w:r>
       <w:r>
         <w:rPr/>

--- a/SAJE_292892_revision/deliverables_round3/04_Supplementary_Material_Marked_blue.docx
+++ b/SAJE_292892_revision/deliverables_round3/04_Supplementary_Material_Marked_blue.docx
@@ -2037,9 +2037,10 @@
             <w:r/>
             <w:r>
               <w:rPr>
-                <w:sz w:val="18"/>
-              </w:rPr>
-              <w:t>0.248</w:t>
+                <w:color w:val="0000FF"/>
+                <w:sz w:val="18"/>
+              </w:rPr>
+              <w:t>0.164</w:t>
             </w:r>
           </w:p>
         </w:tc>
@@ -2156,9 +2157,10 @@
             <w:r/>
             <w:r>
               <w:rPr>
-                <w:sz w:val="18"/>
-              </w:rPr>
-              <w:t>0.195</w:t>
+                <w:color w:val="0000FF"/>
+                <w:sz w:val="18"/>
+              </w:rPr>
+              <w:t>0.104</w:t>
             </w:r>
           </w:p>
         </w:tc>
@@ -2285,9 +2287,10 @@
             <w:r/>
             <w:r>
               <w:rPr>
-                <w:sz w:val="18"/>
-              </w:rPr>
-              <w:t>0.202</w:t>
+                <w:color w:val="0000FF"/>
+                <w:sz w:val="18"/>
+              </w:rPr>
+              <w:t>0.113</w:t>
             </w:r>
           </w:p>
         </w:tc>
@@ -2418,7 +2421,7 @@
               <w:rPr>
                 <w:sz w:val="18"/>
               </w:rPr>
-              <w:t>0.123</w:t>
+              <w:t>0.024</w:t>
             </w:r>
           </w:p>
         </w:tc>
@@ -2434,7 +2437,7 @@
           <w:color w:val="0000FF"/>
           <w:sz w:val="18"/>
         </w:rPr>
-        <w:t>Note: Estimation sample; the last column is the share of firm-years with a missing outcome.</w:t>
+        <w:t>Note: Estimation sample; the last column is the share of listed firm-years with a missing outcome.</w:t>
       </w:r>
     </w:p>
     <w:p>
@@ -8809,7 +8812,7 @@
                 <w:color w:val="0000FF"/>
                 <w:sz w:val="18"/>
               </w:rPr>
-              <w:t>943</w:t>
+              <w:t>639</w:t>
             </w:r>
           </w:p>
         </w:tc>
@@ -8849,7 +8852,7 @@
                 <w:color w:val="0000FF"/>
                 <w:sz w:val="18"/>
               </w:rPr>
-              <w:t>8,037</w:t>
+              <w:t>4,694</w:t>
             </w:r>
           </w:p>
         </w:tc>
@@ -9334,7 +9337,7 @@
                 <w:color w:val="0000FF"/>
                 <w:sz w:val="18"/>
               </w:rPr>
-              <w:t>0.08</w:t>
+              <w:t>0.06</w:t>
             </w:r>
           </w:p>
         </w:tc>
@@ -9374,7 +9377,7 @@
                 <w:color w:val="0000FF"/>
                 <w:sz w:val="18"/>
               </w:rPr>
-              <w:t>0.39</w:t>
+              <w:t>0.36</w:t>
             </w:r>
           </w:p>
         </w:tc>
@@ -9439,7 +9442,7 @@
                 <w:color w:val="0000FF"/>
                 <w:sz w:val="18"/>
               </w:rPr>
-              <w:t>0.64</w:t>
+              <w:t>0.65</w:t>
             </w:r>
           </w:p>
         </w:tc>
@@ -9544,7 +9547,7 @@
                 <w:color w:val="0000FF"/>
                 <w:sz w:val="18"/>
               </w:rPr>
-              <w:t>2017.2</w:t>
+              <w:t>2018.0</w:t>
             </w:r>
           </w:p>
         </w:tc>
@@ -9584,7 +9587,7 @@
                 <w:color w:val="0000FF"/>
                 <w:sz w:val="18"/>
               </w:rPr>
-              <w:t>2017.8</w:t>
+              <w:t>2019.1</w:t>
             </w:r>
           </w:p>
         </w:tc>
@@ -9655,7 +9658,7 @@
                 <w:color w:val="0000FF"/>
                 <w:sz w:val="18"/>
               </w:rPr>
-              <w:t>0.25</w:t>
+              <w:t>0.37</w:t>
             </w:r>
           </w:p>
         </w:tc>
@@ -9699,7 +9702,7 @@
                 <w:color w:val="0000FF"/>
                 <w:sz w:val="18"/>
               </w:rPr>
-              <w:t>0.21</w:t>
+              <w:t>0.37</w:t>
             </w:r>
           </w:p>
         </w:tc>
@@ -9715,7 +9718,7 @@
           <w:color w:val="0000FF"/>
           <w:sz w:val="18"/>
         </w:rPr>
-        <w:t>Note: Estimation sample, 2014–2024; amounts in U.S. dollars after winsorization at the 1st and 99th percentiles.</w:t>
+        <w:t>Note: Listed firm-years of the estimation sample, 2014–2024; amounts in U.S. dollars after winsorization at the 1st and 99th percentiles.</w:t>
       </w:r>
     </w:p>
     <w:p>
